--- a/src/app/criteria_files/FinalCriteria.docx
+++ b/src/app/criteria_files/FinalCriteria.docx
@@ -14,6 +14,7 @@
         <w:jc w:val="both"/>
         <w:rPr>
           <w:b w:val="1"/>
+          <w:bCs w:val="1"/>
           <w:sz w:val="24"/>
           <w:szCs w:val="24"/>
           <w:u w:val="none"/>
@@ -24,6 +25,7 @@
       <w:r>
         <w:rPr>
           <w:b w:val="1"/>
+          <w:bCs w:val="1"/>
           <w:sz w:val="24"/>
           <w:szCs w:val="24"/>
           <w:rtl w:val="0"/>
@@ -8334,6 +8336,7 @@
         <w:jc w:val="both"/>
         <w:rPr>
           <w:b w:val="1"/>
+          <w:bCs w:val="1"/>
           <w:sz w:val="24"/>
           <w:szCs w:val="24"/>
         </w:rPr>
@@ -8343,6 +8346,7 @@
       <w:r>
         <w:rPr>
           <w:b w:val="1"/>
+          <w:bCs w:val="1"/>
           <w:sz w:val="24"/>
           <w:szCs w:val="24"/>
           <w:rtl w:val="0"/>
@@ -10284,6 +10288,7 @@
         <w:jc w:val="both"/>
         <w:rPr>
           <w:b w:val="1"/>
+          <w:bCs w:val="1"/>
           <w:sz w:val="24"/>
           <w:szCs w:val="24"/>
         </w:rPr>
@@ -10293,6 +10298,7 @@
       <w:r>
         <w:rPr>
           <w:b w:val="1"/>
+          <w:bCs w:val="1"/>
           <w:sz w:val="24"/>
           <w:szCs w:val="24"/>
           <w:rtl w:val="0"/>
@@ -11819,6 +11825,7 @@
         <w:jc w:val="both"/>
         <w:rPr>
           <w:b w:val="1"/>
+          <w:bCs w:val="1"/>
           <w:sz w:val="24"/>
           <w:szCs w:val="24"/>
         </w:rPr>
@@ -11828,6 +11835,7 @@
       <w:r>
         <w:rPr>
           <w:b w:val="1"/>
+          <w:bCs w:val="1"/>
           <w:sz w:val="24"/>
           <w:szCs w:val="24"/>
           <w:rtl w:val="0"/>
@@ -12932,6 +12940,7 @@
         <w:jc w:val="both"/>
         <w:rPr>
           <w:b w:val="1"/>
+          <w:bCs w:val="1"/>
           <w:sz w:val="24"/>
           <w:szCs w:val="24"/>
         </w:rPr>
@@ -12941,6 +12950,7 @@
       <w:r>
         <w:rPr>
           <w:b w:val="1"/>
+          <w:bCs w:val="1"/>
           <w:sz w:val="24"/>
           <w:szCs w:val="24"/>
           <w:rtl w:val="0"/>
@@ -13303,6 +13313,7 @@
             <w:commentRangeStart w:id="5"/>
             <w:commentRangeStart w:id="6"/>
             <w:commentRangeStart w:id="7"/>
+            <w:commentRangeStart w:id="8"/>
             <w:r>
               <w:rPr>
                 <w:rtl w:val="0"/>
@@ -13520,6 +13531,7 @@
         <w:jc w:val="both"/>
         <w:rPr>
           <w:b w:val="1"/>
+          <w:bCs w:val="1"/>
           <w:sz w:val="24"/>
           <w:szCs w:val="24"/>
         </w:rPr>
@@ -13550,14 +13562,36 @@
       <w:r>
         <w:commentReference w:id="7"/>
       </w:r>
+      <w:commentRangeEnd w:id="8"/>
+      <w:r>
+        <w:commentReference w:id="8"/>
+      </w:r>
       <w:r>
         <w:rPr>
           <w:b w:val="1"/>
+          <w:bCs w:val="1"/>
           <w:sz w:val="24"/>
           <w:szCs w:val="24"/>
           <w:rtl w:val="0"/>
         </w:rPr>
         <w:t xml:space="preserve">SCAN: Summary Scan</w:t>
+      </w:r>
+    </w:p>
+    <w:p>
+      <w:pPr>
+        <w:jc w:val="both"/>
+        <w:rPr/>
+      </w:pPr>
+      <w:r>
+        <w:rPr>
+          <w:rtl w:val="0"/>
+        </w:rPr>
+        <w:t xml:space="preserve">This scan evaluates the originality, relevance, structure, clarity, and overall quality of a learning resource. It assesses whether the material is complete, methodologically sound, well-referenced, and capable of generating meaningful impact for learners.</w:t>
+      </w:r>
+      <w:r>
+        <w:rPr>
+          <w:rtl w:val="0"/>
+        </w:rPr>
       </w:r>
     </w:p>
     <w:p>
@@ -13942,36 +13976,31 @@
               <w:spacing w:line="240" w:lineRule="auto"/>
               <w:rPr/>
             </w:pPr>
-            <w:commentRangeStart w:id="8"/>
-            <w:r>
-              <w:rPr>
-                <w:rtl w:val="0"/>
-              </w:rPr>
-              <w:t xml:space="preserve">Criteria is self-explanatory. No further description needed for this criterion. The question is Yes/No for the self-evaluation, and a grading for the review.</w:t>
-            </w:r>
-          </w:p>
-        </w:tc>
-        <w:tc>
-          <w:tcPr>
-            <w:shd w:fill="auto" w:val="clear"/>
-            <w:tcMar>
-              <w:top w:w="100.0" w:type="dxa"/>
-              <w:left w:w="100.0" w:type="dxa"/>
-              <w:bottom w:w="100.0" w:type="dxa"/>
-              <w:right w:w="100.0" w:type="dxa"/>
-            </w:tcMar>
-            <w:vAlign w:val="top"/>
-          </w:tcPr>
-          <w:p>
-            <w:pPr>
-              <w:widowControl w:val="0"/>
-              <w:spacing w:line="240" w:lineRule="auto"/>
-              <w:rPr/>
-            </w:pPr>
-            <w:commentRangeEnd w:id="8"/>
-            <w:r>
-              <w:commentReference w:id="8"/>
-            </w:r>
+            <w:r>
+              <w:rPr>
+                <w:rtl w:val="0"/>
+              </w:rPr>
+              <w:t xml:space="preserve">Originality means that  the learning unit is not a direct repetition of learning resources already existing in the EEDA Learnify repository. The question is Yes/No for the self-evaluation, and a grading for the review.</w:t>
+            </w:r>
+          </w:p>
+        </w:tc>
+        <w:tc>
+          <w:tcPr>
+            <w:shd w:fill="auto" w:val="clear"/>
+            <w:tcMar>
+              <w:top w:w="100.0" w:type="dxa"/>
+              <w:left w:w="100.0" w:type="dxa"/>
+              <w:bottom w:w="100.0" w:type="dxa"/>
+              <w:right w:w="100.0" w:type="dxa"/>
+            </w:tcMar>
+            <w:vAlign w:val="top"/>
+          </w:tcPr>
+          <w:p>
+            <w:pPr>
+              <w:widowControl w:val="0"/>
+              <w:spacing w:line="240" w:lineRule="auto"/>
+              <w:rPr/>
+            </w:pPr>
             <w:r>
               <w:rPr>
                 <w:rtl w:val="0"/>
@@ -14026,7 +14055,7 @@
               <w:rPr>
                 <w:rtl w:val="0"/>
               </w:rPr>
-              <w:t xml:space="preserve">The module presents a very new original content compared to other similar learning resources found?</w:t>
+              <w:t xml:space="preserve">The module presents a very new original content compared to other similar learning resources found</w:t>
             </w:r>
           </w:p>
         </w:tc>
@@ -14178,36 +14207,31 @@
               <w:spacing w:line="240" w:lineRule="auto"/>
               <w:rPr/>
             </w:pPr>
-            <w:commentRangeStart w:id="9"/>
-            <w:r>
-              <w:rPr>
-                <w:rtl w:val="0"/>
-              </w:rPr>
-              <w:t xml:space="preserve">Criteria is self-explanatory. No further description needed for this criterion. The question is Yes/No for the self-evaluation, and a grading for the review.</w:t>
-            </w:r>
-          </w:p>
-        </w:tc>
-        <w:tc>
-          <w:tcPr>
-            <w:shd w:fill="auto" w:val="clear"/>
-            <w:tcMar>
-              <w:top w:w="100.0" w:type="dxa"/>
-              <w:left w:w="100.0" w:type="dxa"/>
-              <w:bottom w:w="100.0" w:type="dxa"/>
-              <w:right w:w="100.0" w:type="dxa"/>
-            </w:tcMar>
-            <w:vAlign w:val="top"/>
-          </w:tcPr>
-          <w:p>
-            <w:pPr>
-              <w:widowControl w:val="0"/>
-              <w:spacing w:line="240" w:lineRule="auto"/>
-              <w:rPr/>
-            </w:pPr>
-            <w:commentRangeEnd w:id="9"/>
-            <w:r>
-              <w:commentReference w:id="9"/>
-            </w:r>
+            <w:r>
+              <w:rPr>
+                <w:rtl w:val="0"/>
+              </w:rPr>
+              <w:t xml:space="preserve">Engineering relevance means that the learning unit considers engineering perspectives.  It should be pointed out that not all learning units must have such a relevance to be of high relevance to EEDA as EEDA also covers broader perspectives than pure engineering. The question is Yes/No for the self-evaluation, and a grading for the review.</w:t>
+            </w:r>
+          </w:p>
+        </w:tc>
+        <w:tc>
+          <w:tcPr>
+            <w:shd w:fill="auto" w:val="clear"/>
+            <w:tcMar>
+              <w:top w:w="100.0" w:type="dxa"/>
+              <w:left w:w="100.0" w:type="dxa"/>
+              <w:bottom w:w="100.0" w:type="dxa"/>
+              <w:right w:w="100.0" w:type="dxa"/>
+            </w:tcMar>
+            <w:vAlign w:val="top"/>
+          </w:tcPr>
+          <w:p>
+            <w:pPr>
+              <w:widowControl w:val="0"/>
+              <w:spacing w:line="240" w:lineRule="auto"/>
+              <w:rPr/>
+            </w:pPr>
             <w:r>
               <w:rPr>
                 <w:rtl w:val="0"/>
@@ -14237,7 +14261,7 @@
               <w:rPr>
                 <w:rtl w:val="0"/>
               </w:rPr>
-              <w:t xml:space="preserve">The learning resource  has a extremely high engineering relevance</w:t>
+              <w:t xml:space="preserve">The learning resource  has an extremely high engineering relevance</w:t>
             </w:r>
           </w:p>
         </w:tc>
@@ -14414,36 +14438,31 @@
               <w:spacing w:line="240" w:lineRule="auto"/>
               <w:rPr/>
             </w:pPr>
-            <w:commentRangeStart w:id="10"/>
-            <w:r>
-              <w:rPr>
-                <w:rtl w:val="0"/>
-              </w:rPr>
-              <w:t xml:space="preserve">Criteria is self-explanatory. No further description needed for this criterion. The question is Yes/No for the self-evaluation, and a grading for the review.</w:t>
-            </w:r>
-          </w:p>
-        </w:tc>
-        <w:tc>
-          <w:tcPr>
-            <w:shd w:fill="auto" w:val="clear"/>
-            <w:tcMar>
-              <w:top w:w="100.0" w:type="dxa"/>
-              <w:left w:w="100.0" w:type="dxa"/>
-              <w:bottom w:w="100.0" w:type="dxa"/>
-              <w:right w:w="100.0" w:type="dxa"/>
-            </w:tcMar>
-            <w:vAlign w:val="top"/>
-          </w:tcPr>
-          <w:p>
-            <w:pPr>
-              <w:widowControl w:val="0"/>
-              <w:spacing w:line="240" w:lineRule="auto"/>
-              <w:rPr/>
-            </w:pPr>
-            <w:commentRangeEnd w:id="10"/>
-            <w:r>
-              <w:commentReference w:id="10"/>
-            </w:r>
+            <w:r>
+              <w:rPr>
+                <w:rtl w:val="0"/>
+              </w:rPr>
+              <w:t xml:space="preserve">Scientific relevance means that the learning unit considers scientific perspectives. It should be pointed out that not all educational units must have such a relevance to be of high relevance to EEDA as EEDA also covers broader perspectives than what is usually associated with pure science. However, "science" should here be interpreted in a broad sense, from technical to societal and humanity. The question is Yes/No for the self-evaluation, and a grading for the review.</w:t>
+            </w:r>
+          </w:p>
+        </w:tc>
+        <w:tc>
+          <w:tcPr>
+            <w:shd w:fill="auto" w:val="clear"/>
+            <w:tcMar>
+              <w:top w:w="100.0" w:type="dxa"/>
+              <w:left w:w="100.0" w:type="dxa"/>
+              <w:bottom w:w="100.0" w:type="dxa"/>
+              <w:right w:w="100.0" w:type="dxa"/>
+            </w:tcMar>
+            <w:vAlign w:val="top"/>
+          </w:tcPr>
+          <w:p>
+            <w:pPr>
+              <w:widowControl w:val="0"/>
+              <w:spacing w:line="240" w:lineRule="auto"/>
+              <w:rPr/>
+            </w:pPr>
             <w:r>
               <w:rPr>
                 <w:rtl w:val="0"/>
@@ -14473,7 +14492,7 @@
               <w:rPr>
                 <w:rtl w:val="0"/>
               </w:rPr>
-              <w:t xml:space="preserve">The learning resource  has a extremely high scientific relevance</w:t>
+              <w:t xml:space="preserve">The learning resource  has an extremely high scientific relevance</w:t>
             </w:r>
           </w:p>
         </w:tc>
@@ -14650,36 +14669,31 @@
               <w:spacing w:line="240" w:lineRule="auto"/>
               <w:rPr/>
             </w:pPr>
-            <w:commentRangeStart w:id="11"/>
-            <w:r>
-              <w:rPr>
-                <w:rtl w:val="0"/>
-              </w:rPr>
-              <w:t xml:space="preserve">Criteria is self-explanatory. No further description needed for this criterion. The question is Yes/No for the self-evaluation, and a grading for the review.</w:t>
-            </w:r>
-          </w:p>
-        </w:tc>
-        <w:tc>
-          <w:tcPr>
-            <w:shd w:fill="auto" w:val="clear"/>
-            <w:tcMar>
-              <w:top w:w="100.0" w:type="dxa"/>
-              <w:left w:w="100.0" w:type="dxa"/>
-              <w:bottom w:w="100.0" w:type="dxa"/>
-              <w:right w:w="100.0" w:type="dxa"/>
-            </w:tcMar>
-            <w:vAlign w:val="top"/>
-          </w:tcPr>
-          <w:p>
-            <w:pPr>
-              <w:widowControl w:val="0"/>
-              <w:spacing w:line="240" w:lineRule="auto"/>
-              <w:rPr/>
-            </w:pPr>
-            <w:commentRangeEnd w:id="11"/>
-            <w:r>
-              <w:commentReference w:id="11"/>
-            </w:r>
+            <w:r>
+              <w:rPr>
+                <w:rtl w:val="0"/>
+              </w:rPr>
+              <w:t xml:space="preserve">A learning material should be complete in the sense that it covers all the intentions expressed in the abstract as well as the Intended Learning Outcomes. The question is Yes/No for the self-evaluation, and a grading for the review.</w:t>
+            </w:r>
+          </w:p>
+        </w:tc>
+        <w:tc>
+          <w:tcPr>
+            <w:shd w:fill="auto" w:val="clear"/>
+            <w:tcMar>
+              <w:top w:w="100.0" w:type="dxa"/>
+              <w:left w:w="100.0" w:type="dxa"/>
+              <w:bottom w:w="100.0" w:type="dxa"/>
+              <w:right w:w="100.0" w:type="dxa"/>
+            </w:tcMar>
+            <w:vAlign w:val="top"/>
+          </w:tcPr>
+          <w:p>
+            <w:pPr>
+              <w:widowControl w:val="0"/>
+              <w:spacing w:line="240" w:lineRule="auto"/>
+              <w:rPr/>
+            </w:pPr>
             <w:r>
               <w:rPr>
                 <w:rtl w:val="0"/>
@@ -14865,62 +14879,57 @@
               <w:rPr>
                 <w:rtl w:val="0"/>
               </w:rPr>
-              <w:t xml:space="preserve">Acknowledgement </w:t>
-            </w:r>
-          </w:p>
-        </w:tc>
-        <w:tc>
-          <w:tcPr>
-            <w:shd w:fill="auto" w:val="clear"/>
-            <w:tcMar>
-              <w:top w:w="100.0" w:type="dxa"/>
-              <w:left w:w="100.0" w:type="dxa"/>
-              <w:bottom w:w="100.0" w:type="dxa"/>
-              <w:right w:w="100.0" w:type="dxa"/>
-            </w:tcMar>
-            <w:vAlign w:val="top"/>
-          </w:tcPr>
-          <w:p>
-            <w:pPr>
-              <w:widowControl w:val="0"/>
-              <w:spacing w:line="240" w:lineRule="auto"/>
-              <w:rPr/>
-            </w:pPr>
-            <w:commentRangeStart w:id="12"/>
-            <w:r>
-              <w:rPr>
-                <w:rtl w:val="0"/>
-              </w:rPr>
-              <w:t xml:space="preserve">Criteria is self-explanatory. No further description needed for this criterion. The question is Yes/No for the self-evaluation, and a grading for the review.</w:t>
-            </w:r>
-          </w:p>
-        </w:tc>
-        <w:tc>
-          <w:tcPr>
-            <w:shd w:fill="auto" w:val="clear"/>
-            <w:tcMar>
-              <w:top w:w="100.0" w:type="dxa"/>
-              <w:left w:w="100.0" w:type="dxa"/>
-              <w:bottom w:w="100.0" w:type="dxa"/>
-              <w:right w:w="100.0" w:type="dxa"/>
-            </w:tcMar>
-            <w:vAlign w:val="top"/>
-          </w:tcPr>
-          <w:p>
-            <w:pPr>
-              <w:widowControl w:val="0"/>
-              <w:spacing w:line="240" w:lineRule="auto"/>
-              <w:rPr/>
-            </w:pPr>
-            <w:commentRangeEnd w:id="12"/>
-            <w:r>
-              <w:commentReference w:id="12"/>
-            </w:r>
-            <w:r>
-              <w:rPr>
-                <w:rtl w:val="0"/>
-              </w:rPr>
-              <w:t xml:space="preserve">Is there appropriate references to work by others?</w:t>
+              <w:t xml:space="preserve">References &amp; Acknowledgement </w:t>
+            </w:r>
+          </w:p>
+        </w:tc>
+        <w:tc>
+          <w:tcPr>
+            <w:shd w:fill="auto" w:val="clear"/>
+            <w:tcMar>
+              <w:top w:w="100.0" w:type="dxa"/>
+              <w:left w:w="100.0" w:type="dxa"/>
+              <w:bottom w:w="100.0" w:type="dxa"/>
+              <w:right w:w="100.0" w:type="dxa"/>
+            </w:tcMar>
+            <w:vAlign w:val="top"/>
+          </w:tcPr>
+          <w:p>
+            <w:pPr>
+              <w:widowControl w:val="0"/>
+              <w:spacing w:line="240" w:lineRule="auto"/>
+              <w:rPr/>
+            </w:pPr>
+            <w:r>
+              <w:rPr>
+                <w:rtl w:val="0"/>
+              </w:rPr>
+              <w:t xml:space="preserve">Proper references to previous work and related existing (in the Learnify repository) learning units is important in all pedagogical work. The question is Yes/No for the self-evaluation, and a grading for the review.</w:t>
+            </w:r>
+          </w:p>
+        </w:tc>
+        <w:tc>
+          <w:tcPr>
+            <w:shd w:fill="auto" w:val="clear"/>
+            <w:tcMar>
+              <w:top w:w="100.0" w:type="dxa"/>
+              <w:left w:w="100.0" w:type="dxa"/>
+              <w:bottom w:w="100.0" w:type="dxa"/>
+              <w:right w:w="100.0" w:type="dxa"/>
+            </w:tcMar>
+            <w:vAlign w:val="top"/>
+          </w:tcPr>
+          <w:p>
+            <w:pPr>
+              <w:widowControl w:val="0"/>
+              <w:spacing w:line="240" w:lineRule="auto"/>
+              <w:rPr/>
+            </w:pPr>
+            <w:r>
+              <w:rPr>
+                <w:rtl w:val="0"/>
+              </w:rPr>
+              <w:t xml:space="preserve">Are there appropriate references to work by others?</w:t>
             </w:r>
           </w:p>
         </w:tc>
@@ -15122,36 +15131,31 @@
               <w:spacing w:line="240" w:lineRule="auto"/>
               <w:rPr/>
             </w:pPr>
-            <w:commentRangeStart w:id="13"/>
-            <w:r>
-              <w:rPr>
-                <w:rtl w:val="0"/>
-              </w:rPr>
-              <w:t xml:space="preserve">Criteria is self-explanatory. No further description needed for this criterion. The question is Yes/No for the self-evaluation, and a grading for the review.</w:t>
-            </w:r>
-          </w:p>
-        </w:tc>
-        <w:tc>
-          <w:tcPr>
-            <w:shd w:fill="auto" w:val="clear"/>
-            <w:tcMar>
-              <w:top w:w="100.0" w:type="dxa"/>
-              <w:left w:w="100.0" w:type="dxa"/>
-              <w:bottom w:w="100.0" w:type="dxa"/>
-              <w:right w:w="100.0" w:type="dxa"/>
-            </w:tcMar>
-            <w:vAlign w:val="top"/>
-          </w:tcPr>
-          <w:p>
-            <w:pPr>
-              <w:widowControl w:val="0"/>
-              <w:spacing w:line="240" w:lineRule="auto"/>
-              <w:rPr/>
-            </w:pPr>
-            <w:commentRangeEnd w:id="13"/>
-            <w:r>
-              <w:commentReference w:id="13"/>
-            </w:r>
+            <w:r>
+              <w:rPr>
+                <w:rtl w:val="0"/>
+              </w:rPr>
+              <w:t xml:space="preserve">A learning unit has to be well structured, ensuring a logical buildup of the material, going from easy to more advanced perspectives. The question is Yes/No for the self-evaluation, and a grading for the review.</w:t>
+            </w:r>
+          </w:p>
+        </w:tc>
+        <w:tc>
+          <w:tcPr>
+            <w:shd w:fill="auto" w:val="clear"/>
+            <w:tcMar>
+              <w:top w:w="100.0" w:type="dxa"/>
+              <w:left w:w="100.0" w:type="dxa"/>
+              <w:bottom w:w="100.0" w:type="dxa"/>
+              <w:right w:w="100.0" w:type="dxa"/>
+            </w:tcMar>
+            <w:vAlign w:val="top"/>
+          </w:tcPr>
+          <w:p>
+            <w:pPr>
+              <w:widowControl w:val="0"/>
+              <w:spacing w:line="240" w:lineRule="auto"/>
+              <w:rPr/>
+            </w:pPr>
             <w:r>
               <w:rPr>
                 <w:rtl w:val="0"/>
@@ -15358,36 +15362,31 @@
               <w:spacing w:line="240" w:lineRule="auto"/>
               <w:rPr/>
             </w:pPr>
-            <w:commentRangeStart w:id="14"/>
-            <w:r>
-              <w:rPr>
-                <w:rtl w:val="0"/>
-              </w:rPr>
-              <w:t xml:space="preserve">Criteria is self-explanatory. No further description needed for this criterion. The question is Yes/No for the self-evaluation, and a grading for the review.</w:t>
-            </w:r>
-          </w:p>
-        </w:tc>
-        <w:tc>
-          <w:tcPr>
-            <w:shd w:fill="auto" w:val="clear"/>
-            <w:tcMar>
-              <w:top w:w="100.0" w:type="dxa"/>
-              <w:left w:w="100.0" w:type="dxa"/>
-              <w:bottom w:w="100.0" w:type="dxa"/>
-              <w:right w:w="100.0" w:type="dxa"/>
-            </w:tcMar>
-            <w:vAlign w:val="top"/>
-          </w:tcPr>
-          <w:p>
-            <w:pPr>
-              <w:widowControl w:val="0"/>
-              <w:spacing w:line="240" w:lineRule="auto"/>
-              <w:rPr/>
-            </w:pPr>
-            <w:commentRangeEnd w:id="14"/>
-            <w:r>
-              <w:commentReference w:id="14"/>
-            </w:r>
+            <w:r>
+              <w:rPr>
+                <w:rtl w:val="0"/>
+              </w:rPr>
+              <w:t xml:space="preserve">All the material presented must be clear and understandable language without complications. Copyrights must be properly referred to. The reasons for introducing reading material, videos and pictures must be clearly given, and the expected lengths of assimilating reading material and videos identified. The question is Yes/No for the self-evaluation, and a grading for the review.</w:t>
+            </w:r>
+          </w:p>
+        </w:tc>
+        <w:tc>
+          <w:tcPr>
+            <w:shd w:fill="auto" w:val="clear"/>
+            <w:tcMar>
+              <w:top w:w="100.0" w:type="dxa"/>
+              <w:left w:w="100.0" w:type="dxa"/>
+              <w:bottom w:w="100.0" w:type="dxa"/>
+              <w:right w:w="100.0" w:type="dxa"/>
+            </w:tcMar>
+            <w:vAlign w:val="top"/>
+          </w:tcPr>
+          <w:p>
+            <w:pPr>
+              <w:widowControl w:val="0"/>
+              <w:spacing w:line="240" w:lineRule="auto"/>
+              <w:rPr/>
+            </w:pPr>
             <w:r>
               <w:rPr>
                 <w:rtl w:val="0"/>
@@ -15417,107 +15416,107 @@
               <w:rPr>
                 <w:rtl w:val="0"/>
               </w:rPr>
-              <w:t xml:space="preserve">The wririting of the text and the language used, as well as the pictures used, have extremely high clarity.</w:t>
-            </w:r>
-          </w:p>
-        </w:tc>
-        <w:tc>
-          <w:tcPr>
-            <w:shd w:fill="auto" w:val="clear"/>
-            <w:tcMar>
-              <w:top w:w="100.0" w:type="dxa"/>
-              <w:left w:w="100.0" w:type="dxa"/>
-              <w:bottom w:w="100.0" w:type="dxa"/>
-              <w:right w:w="100.0" w:type="dxa"/>
-            </w:tcMar>
-            <w:vAlign w:val="top"/>
-          </w:tcPr>
-          <w:p>
-            <w:pPr>
-              <w:widowControl w:val="0"/>
-              <w:spacing w:line="240" w:lineRule="auto"/>
-              <w:rPr/>
-            </w:pPr>
-            <w:r>
-              <w:rPr>
-                <w:rtl w:val="0"/>
-              </w:rPr>
-              <w:t xml:space="preserve">The wririting of the text and the language used, as well as the pictures used, have a very high clarity.</w:t>
-            </w:r>
-          </w:p>
-        </w:tc>
-        <w:tc>
-          <w:tcPr>
-            <w:shd w:fill="auto" w:val="clear"/>
-            <w:tcMar>
-              <w:top w:w="100.0" w:type="dxa"/>
-              <w:left w:w="100.0" w:type="dxa"/>
-              <w:bottom w:w="100.0" w:type="dxa"/>
-              <w:right w:w="100.0" w:type="dxa"/>
-            </w:tcMar>
-            <w:vAlign w:val="top"/>
-          </w:tcPr>
-          <w:p>
-            <w:pPr>
-              <w:widowControl w:val="0"/>
-              <w:spacing w:line="240" w:lineRule="auto"/>
-              <w:rPr/>
-            </w:pPr>
-            <w:r>
-              <w:rPr>
-                <w:rtl w:val="0"/>
-              </w:rPr>
-              <w:t xml:space="preserve">The wririting of the text and the language used, as well as the pictures used, have a high clarity.</w:t>
-            </w:r>
-          </w:p>
-        </w:tc>
-        <w:tc>
-          <w:tcPr>
-            <w:shd w:fill="auto" w:val="clear"/>
-            <w:tcMar>
-              <w:top w:w="100.0" w:type="dxa"/>
-              <w:left w:w="100.0" w:type="dxa"/>
-              <w:bottom w:w="100.0" w:type="dxa"/>
-              <w:right w:w="100.0" w:type="dxa"/>
-            </w:tcMar>
-            <w:vAlign w:val="top"/>
-          </w:tcPr>
-          <w:p>
-            <w:pPr>
-              <w:widowControl w:val="0"/>
-              <w:spacing w:line="240" w:lineRule="auto"/>
-              <w:rPr/>
-            </w:pPr>
-            <w:r>
-              <w:rPr>
-                <w:rtl w:val="0"/>
-              </w:rPr>
-              <w:t xml:space="preserve">The wririting of the text and the language used, as well as the pictures used, have unsufficient clarity.</w:t>
-            </w:r>
-          </w:p>
-        </w:tc>
-        <w:tc>
-          <w:tcPr>
-            <w:shd w:fill="auto" w:val="clear"/>
-            <w:tcMar>
-              <w:top w:w="100.0" w:type="dxa"/>
-              <w:left w:w="100.0" w:type="dxa"/>
-              <w:bottom w:w="100.0" w:type="dxa"/>
-              <w:right w:w="100.0" w:type="dxa"/>
-            </w:tcMar>
-            <w:vAlign w:val="top"/>
-          </w:tcPr>
-          <w:p>
-            <w:pPr>
-              <w:widowControl w:val="0"/>
-              <w:spacing w:line="240" w:lineRule="auto"/>
-              <w:rPr/>
-            </w:pPr>
-            <w:r>
-              <w:rPr>
-                <w:rtl w:val="0"/>
-              </w:rPr>
-              <w:t xml:space="preserve">The wririting of the text and the language used, as well as the pictures used, have very unsufficient clarity.</w:t>
+              <w:t xml:space="preserve">The writing of the text and the language used, as well as the pictures used, have extremely high clarity.</w:t>
+            </w:r>
+          </w:p>
+        </w:tc>
+        <w:tc>
+          <w:tcPr>
+            <w:shd w:fill="auto" w:val="clear"/>
+            <w:tcMar>
+              <w:top w:w="100.0" w:type="dxa"/>
+              <w:left w:w="100.0" w:type="dxa"/>
+              <w:bottom w:w="100.0" w:type="dxa"/>
+              <w:right w:w="100.0" w:type="dxa"/>
+            </w:tcMar>
+            <w:vAlign w:val="top"/>
+          </w:tcPr>
+          <w:p>
+            <w:pPr>
+              <w:widowControl w:val="0"/>
+              <w:spacing w:line="240" w:lineRule="auto"/>
+              <w:rPr/>
+            </w:pPr>
+            <w:r>
+              <w:rPr>
+                <w:rtl w:val="0"/>
+              </w:rPr>
+              <w:t xml:space="preserve">The writing of the text and the language used, as well as the pictures used, have a very high clarity.</w:t>
+            </w:r>
+          </w:p>
+        </w:tc>
+        <w:tc>
+          <w:tcPr>
+            <w:shd w:fill="auto" w:val="clear"/>
+            <w:tcMar>
+              <w:top w:w="100.0" w:type="dxa"/>
+              <w:left w:w="100.0" w:type="dxa"/>
+              <w:bottom w:w="100.0" w:type="dxa"/>
+              <w:right w:w="100.0" w:type="dxa"/>
+            </w:tcMar>
+            <w:vAlign w:val="top"/>
+          </w:tcPr>
+          <w:p>
+            <w:pPr>
+              <w:widowControl w:val="0"/>
+              <w:spacing w:line="240" w:lineRule="auto"/>
+              <w:rPr/>
+            </w:pPr>
+            <w:r>
+              <w:rPr>
+                <w:rtl w:val="0"/>
+              </w:rPr>
+              <w:t xml:space="preserve">The writing of the text and the language used, as well as the pictures used, have a high clarity.</w:t>
+            </w:r>
+          </w:p>
+        </w:tc>
+        <w:tc>
+          <w:tcPr>
+            <w:shd w:fill="auto" w:val="clear"/>
+            <w:tcMar>
+              <w:top w:w="100.0" w:type="dxa"/>
+              <w:left w:w="100.0" w:type="dxa"/>
+              <w:bottom w:w="100.0" w:type="dxa"/>
+              <w:right w:w="100.0" w:type="dxa"/>
+            </w:tcMar>
+            <w:vAlign w:val="top"/>
+          </w:tcPr>
+          <w:p>
+            <w:pPr>
+              <w:widowControl w:val="0"/>
+              <w:spacing w:line="240" w:lineRule="auto"/>
+              <w:rPr/>
+            </w:pPr>
+            <w:r>
+              <w:rPr>
+                <w:rtl w:val="0"/>
+              </w:rPr>
+              <w:t xml:space="preserve">The writing of the text and the language used, as well as the pictures used, have insufficient clarity.</w:t>
+            </w:r>
+          </w:p>
+        </w:tc>
+        <w:tc>
+          <w:tcPr>
+            <w:shd w:fill="auto" w:val="clear"/>
+            <w:tcMar>
+              <w:top w:w="100.0" w:type="dxa"/>
+              <w:left w:w="100.0" w:type="dxa"/>
+              <w:bottom w:w="100.0" w:type="dxa"/>
+              <w:right w:w="100.0" w:type="dxa"/>
+            </w:tcMar>
+            <w:vAlign w:val="top"/>
+          </w:tcPr>
+          <w:p>
+            <w:pPr>
+              <w:widowControl w:val="0"/>
+              <w:spacing w:line="240" w:lineRule="auto"/>
+              <w:rPr/>
+            </w:pPr>
+            <w:r>
+              <w:rPr>
+                <w:rtl w:val="0"/>
+              </w:rPr>
+              <w:t xml:space="preserve">The writing of the text and the language used, as well as the pictures used, have very insufficient clarity.</w:t>
             </w:r>
           </w:p>
         </w:tc>
@@ -15594,36 +15593,31 @@
               <w:spacing w:line="240" w:lineRule="auto"/>
               <w:rPr/>
             </w:pPr>
-            <w:commentRangeStart w:id="15"/>
-            <w:r>
-              <w:rPr>
-                <w:rtl w:val="0"/>
-              </w:rPr>
-              <w:t xml:space="preserve">Criteria is self-explanatory. No further description needed for this criterion. The question is Yes/No for the self-evaluation, and a grading for the review.</w:t>
-            </w:r>
-          </w:p>
-        </w:tc>
-        <w:tc>
-          <w:tcPr>
-            <w:shd w:fill="auto" w:val="clear"/>
-            <w:tcMar>
-              <w:top w:w="100.0" w:type="dxa"/>
-              <w:left w:w="100.0" w:type="dxa"/>
-              <w:bottom w:w="100.0" w:type="dxa"/>
-              <w:right w:w="100.0" w:type="dxa"/>
-            </w:tcMar>
-            <w:vAlign w:val="top"/>
-          </w:tcPr>
-          <w:p>
-            <w:pPr>
-              <w:widowControl w:val="0"/>
-              <w:spacing w:line="240" w:lineRule="auto"/>
-              <w:rPr/>
-            </w:pPr>
-            <w:commentRangeEnd w:id="15"/>
-            <w:r>
-              <w:commentReference w:id="15"/>
-            </w:r>
+            <w:r>
+              <w:rPr>
+                <w:rtl w:val="0"/>
+              </w:rPr>
+              <w:t xml:space="preserve">The build-up of the presented material must be methodological and have a clear "red line" through it. The method of the build-up, going from a general introduction and deeper into the material, must be identified. The question is Yes/No for the self-evaluation, and a grading for the review.</w:t>
+            </w:r>
+          </w:p>
+        </w:tc>
+        <w:tc>
+          <w:tcPr>
+            <w:shd w:fill="auto" w:val="clear"/>
+            <w:tcMar>
+              <w:top w:w="100.0" w:type="dxa"/>
+              <w:left w:w="100.0" w:type="dxa"/>
+              <w:bottom w:w="100.0" w:type="dxa"/>
+              <w:right w:w="100.0" w:type="dxa"/>
+            </w:tcMar>
+            <w:vAlign w:val="top"/>
+          </w:tcPr>
+          <w:p>
+            <w:pPr>
+              <w:widowControl w:val="0"/>
+              <w:spacing w:line="240" w:lineRule="auto"/>
+              <w:rPr/>
+            </w:pPr>
             <w:r>
               <w:rPr>
                 <w:rtl w:val="0"/>
@@ -15830,36 +15824,31 @@
               <w:spacing w:line="240" w:lineRule="auto"/>
               <w:rPr/>
             </w:pPr>
-            <w:commentRangeStart w:id="16"/>
-            <w:r>
-              <w:rPr>
-                <w:rtl w:val="0"/>
-              </w:rPr>
-              <w:t xml:space="preserve">Criteria is self-explanatory. No further description needed for this criterion. The question is Yes/No for the self-evaluation, and a grading for the review.</w:t>
-            </w:r>
-          </w:p>
-        </w:tc>
-        <w:tc>
-          <w:tcPr>
-            <w:shd w:fill="auto" w:val="clear"/>
-            <w:tcMar>
-              <w:top w:w="100.0" w:type="dxa"/>
-              <w:left w:w="100.0" w:type="dxa"/>
-              <w:bottom w:w="100.0" w:type="dxa"/>
-              <w:right w:w="100.0" w:type="dxa"/>
-            </w:tcMar>
-            <w:vAlign w:val="top"/>
-          </w:tcPr>
-          <w:p>
-            <w:pPr>
-              <w:widowControl w:val="0"/>
-              <w:spacing w:line="240" w:lineRule="auto"/>
-              <w:rPr/>
-            </w:pPr>
-            <w:commentRangeEnd w:id="16"/>
-            <w:r>
-              <w:commentReference w:id="16"/>
-            </w:r>
+            <w:r>
+              <w:rPr>
+                <w:rtl w:val="0"/>
+              </w:rPr>
+              <w:t xml:space="preserve">The expressed learning outcomes must indicate an impact, in one way or another, on the graduate from the learning unit. The question is Yes/No for the self-evaluation, and a grading for the review.</w:t>
+            </w:r>
+          </w:p>
+        </w:tc>
+        <w:tc>
+          <w:tcPr>
+            <w:shd w:fill="auto" w:val="clear"/>
+            <w:tcMar>
+              <w:top w:w="100.0" w:type="dxa"/>
+              <w:left w:w="100.0" w:type="dxa"/>
+              <w:bottom w:w="100.0" w:type="dxa"/>
+              <w:right w:w="100.0" w:type="dxa"/>
+            </w:tcMar>
+            <w:vAlign w:val="top"/>
+          </w:tcPr>
+          <w:p>
+            <w:pPr>
+              <w:widowControl w:val="0"/>
+              <w:spacing w:line="240" w:lineRule="auto"/>
+              <w:rPr/>
+            </w:pPr>
             <w:r>
               <w:rPr>
                 <w:rtl w:val="0"/>
@@ -15889,7 +15878,7 @@
               <w:rPr>
                 <w:rtl w:val="0"/>
               </w:rPr>
-              <w:t xml:space="preserve">The impact of the learning outcomes, expressed related to the intentions, upon graduation from the learning resource is extremey high</w:t>
+              <w:t xml:space="preserve">The impact of the learning outcomes, expressed related to the intentions, upon graduation from the learning resource is extremely high</w:t>
             </w:r>
           </w:p>
         </w:tc>
@@ -15989,7 +15978,7 @@
               <w:rPr>
                 <w:rtl w:val="0"/>
               </w:rPr>
-              <w:t xml:space="preserve">The impact of the learning outcomes, expressed related to the intentions, upon graduation from the learning resource is insufficent high</w:t>
+              <w:t xml:space="preserve">The impact of the learning outcomes, expressed related to the intentions, upon graduation from the learning resource is insufficient high</w:t>
             </w:r>
           </w:p>
         </w:tc>
@@ -16021,465 +16010,6 @@
 
 <file path=word/comments.xml><?xml version="1.0" encoding="utf-8"?>
 <w:comments xmlns:mc="http://schemas.openxmlformats.org/markup-compatibility/2006" xmlns:o="urn:schemas-microsoft-com:office:office" xmlns:r="http://schemas.openxmlformats.org/officeDocument/2006/relationships" xmlns:m="http://schemas.openxmlformats.org/officeDocument/2006/math" xmlns:v="urn:schemas-microsoft-com:vml" xmlns:wp="http://schemas.openxmlformats.org/drawingml/2006/wordprocessingDrawing" xmlns:w10="urn:schemas-microsoft-com:office:word" xmlns:w="http://schemas.openxmlformats.org/wordprocessingml/2006/main" xmlns:wne="http://schemas.microsoft.com/office/word/2006/wordml" xmlns:sl="http://schemas.openxmlformats.org/schemaLibrary/2006/main" xmlns:a="http://schemas.openxmlformats.org/drawingml/2006/main" xmlns:pic="http://schemas.openxmlformats.org/drawingml/2006/picture" xmlns:c="http://schemas.openxmlformats.org/drawingml/2006/chart" xmlns:lc="http://schemas.openxmlformats.org/drawingml/2006/lockedCanvas" xmlns:dgm="http://schemas.openxmlformats.org/drawingml/2006/diagram" xmlns:wps="http://schemas.microsoft.com/office/word/2010/wordprocessingShape" xmlns:wpg="http://schemas.microsoft.com/office/word/2010/wordprocessingGroup" xmlns:w14="http://schemas.microsoft.com/office/word/2010/wordml" xmlns:w15="http://schemas.microsoft.com/office/word/2012/wordml" xmlns:w16="http://schemas.microsoft.com/office/word/2018/wordml" xmlns:w16cex="http://schemas.microsoft.com/office/word/2018/wordml/cex" xmlns:w16cid="http://schemas.microsoft.com/office/word/2016/wordml/cid" xmlns="http://schemas.microsoft.com/office/tasks/2019/documenttasks" xmlns:cr="http://schemas.microsoft.com/office/comments/2020/reactions">
-  <w:comment w:author="Sebastian Itamari" w:id="8" w:date="2025-11-07T03:14:24Z">
-    <w:p>
-      <w:pPr>
-        <w:keepNext w:val="0"/>
-        <w:keepLines w:val="0"/>
-        <w:pageBreakBefore w:val="0"/>
-        <w:widowControl w:val="0"/>
-        <w:pBdr>
-          <w:top w:space="0" w:sz="0" w:val="nil"/>
-          <w:left w:space="0" w:sz="0" w:val="nil"/>
-          <w:bottom w:space="0" w:sz="0" w:val="nil"/>
-          <w:right w:space="0" w:sz="0" w:val="nil"/>
-          <w:between w:space="0" w:sz="0" w:val="nil"/>
-        </w:pBdr>
-        <w:shd w:fill="auto" w:val="clear"/>
-        <w:spacing w:after="0" w:before="0" w:line="240" w:lineRule="auto"/>
-        <w:ind w:left="0" w:right="0" w:firstLine="0"/>
-        <w:jc w:val="left"/>
-        <w:rPr>
-          <w:rFonts w:ascii="Arial" w:cs="Arial" w:eastAsia="Arial" w:hAnsi="Arial"/>
-          <w:b w:val="0"/>
-          <w:i w:val="0"/>
-          <w:smallCaps w:val="0"/>
-          <w:strike w:val="0"/>
-          <w:color w:val="000000"/>
-          <w:sz w:val="22"/>
-          <w:szCs w:val="22"/>
-          <w:u w:val="none"/>
-          <w:shd w:fill="auto" w:val="clear"/>
-          <w:vertAlign w:val="baseline"/>
-        </w:rPr>
-      </w:pPr>
-      <w:r>
-        <w:rPr>
-          <w:rFonts w:ascii="Arial" w:cs="Arial" w:eastAsia="Arial" w:hAnsi="Arial"/>
-          <w:b w:val="0"/>
-          <w:i w:val="0"/>
-          <w:smallCaps w:val="0"/>
-          <w:strike w:val="0"/>
-          <w:color w:val="000000"/>
-          <w:sz w:val="22"/>
-          <w:szCs w:val="22"/>
-          <w:u w:val="none"/>
-          <w:shd w:fill="auto" w:val="clear"/>
-          <w:vertAlign w:val="baseline"/>
-          <w:rtl w:val="0"/>
-        </w:rPr>
-        <w:t xml:space="preserve">Is it possible to add a description for each criterion? There is a possibility that sending this description to the AI model could confuse it.</w:t>
-      </w:r>
-    </w:p>
-  </w:comment>
-  <w:comment w:author="Sebastian Itamari" w:id="9" w:date="2025-11-07T03:14:24Z">
-    <w:p>
-      <w:pPr>
-        <w:keepNext w:val="0"/>
-        <w:keepLines w:val="0"/>
-        <w:pageBreakBefore w:val="0"/>
-        <w:widowControl w:val="0"/>
-        <w:pBdr>
-          <w:top w:space="0" w:sz="0" w:val="nil"/>
-          <w:left w:space="0" w:sz="0" w:val="nil"/>
-          <w:bottom w:space="0" w:sz="0" w:val="nil"/>
-          <w:right w:space="0" w:sz="0" w:val="nil"/>
-          <w:between w:space="0" w:sz="0" w:val="nil"/>
-        </w:pBdr>
-        <w:shd w:fill="auto" w:val="clear"/>
-        <w:spacing w:after="0" w:before="0" w:line="240" w:lineRule="auto"/>
-        <w:ind w:left="0" w:right="0" w:firstLine="0"/>
-        <w:jc w:val="left"/>
-        <w:rPr>
-          <w:rFonts w:ascii="Arial" w:cs="Arial" w:eastAsia="Arial" w:hAnsi="Arial"/>
-          <w:b w:val="0"/>
-          <w:i w:val="0"/>
-          <w:smallCaps w:val="0"/>
-          <w:strike w:val="0"/>
-          <w:color w:val="000000"/>
-          <w:sz w:val="22"/>
-          <w:szCs w:val="22"/>
-          <w:u w:val="none"/>
-          <w:shd w:fill="auto" w:val="clear"/>
-          <w:vertAlign w:val="baseline"/>
-        </w:rPr>
-      </w:pPr>
-      <w:r>
-        <w:rPr>
-          <w:rFonts w:ascii="Arial" w:cs="Arial" w:eastAsia="Arial" w:hAnsi="Arial"/>
-          <w:b w:val="0"/>
-          <w:i w:val="0"/>
-          <w:smallCaps w:val="0"/>
-          <w:strike w:val="0"/>
-          <w:color w:val="000000"/>
-          <w:sz w:val="22"/>
-          <w:szCs w:val="22"/>
-          <w:u w:val="none"/>
-          <w:shd w:fill="auto" w:val="clear"/>
-          <w:vertAlign w:val="baseline"/>
-          <w:rtl w:val="0"/>
-        </w:rPr>
-        <w:t xml:space="preserve">Is it possible to add a description for each criterion? There is a possibility that sending this description to the AI model could confuse it.</w:t>
-      </w:r>
-    </w:p>
-  </w:comment>
-  <w:comment w:author="Sebastian Itamari" w:id="10" w:date="2025-11-07T03:14:24Z">
-    <w:p>
-      <w:pPr>
-        <w:keepNext w:val="0"/>
-        <w:keepLines w:val="0"/>
-        <w:pageBreakBefore w:val="0"/>
-        <w:widowControl w:val="0"/>
-        <w:pBdr>
-          <w:top w:space="0" w:sz="0" w:val="nil"/>
-          <w:left w:space="0" w:sz="0" w:val="nil"/>
-          <w:bottom w:space="0" w:sz="0" w:val="nil"/>
-          <w:right w:space="0" w:sz="0" w:val="nil"/>
-          <w:between w:space="0" w:sz="0" w:val="nil"/>
-        </w:pBdr>
-        <w:shd w:fill="auto" w:val="clear"/>
-        <w:spacing w:after="0" w:before="0" w:line="240" w:lineRule="auto"/>
-        <w:ind w:left="0" w:right="0" w:firstLine="0"/>
-        <w:jc w:val="left"/>
-        <w:rPr>
-          <w:rFonts w:ascii="Arial" w:cs="Arial" w:eastAsia="Arial" w:hAnsi="Arial"/>
-          <w:b w:val="0"/>
-          <w:i w:val="0"/>
-          <w:smallCaps w:val="0"/>
-          <w:strike w:val="0"/>
-          <w:color w:val="000000"/>
-          <w:sz w:val="22"/>
-          <w:szCs w:val="22"/>
-          <w:u w:val="none"/>
-          <w:shd w:fill="auto" w:val="clear"/>
-          <w:vertAlign w:val="baseline"/>
-        </w:rPr>
-      </w:pPr>
-      <w:r>
-        <w:rPr>
-          <w:rFonts w:ascii="Arial" w:cs="Arial" w:eastAsia="Arial" w:hAnsi="Arial"/>
-          <w:b w:val="0"/>
-          <w:i w:val="0"/>
-          <w:smallCaps w:val="0"/>
-          <w:strike w:val="0"/>
-          <w:color w:val="000000"/>
-          <w:sz w:val="22"/>
-          <w:szCs w:val="22"/>
-          <w:u w:val="none"/>
-          <w:shd w:fill="auto" w:val="clear"/>
-          <w:vertAlign w:val="baseline"/>
-          <w:rtl w:val="0"/>
-        </w:rPr>
-        <w:t xml:space="preserve">Is it possible to add a description for each criterion? There is a possibility that sending this description to the AI model could confuse it.</w:t>
-      </w:r>
-    </w:p>
-  </w:comment>
-  <w:comment w:author="Sebastian Itamari" w:id="11" w:date="2025-11-07T03:14:24Z">
-    <w:p>
-      <w:pPr>
-        <w:keepNext w:val="0"/>
-        <w:keepLines w:val="0"/>
-        <w:pageBreakBefore w:val="0"/>
-        <w:widowControl w:val="0"/>
-        <w:pBdr>
-          <w:top w:space="0" w:sz="0" w:val="nil"/>
-          <w:left w:space="0" w:sz="0" w:val="nil"/>
-          <w:bottom w:space="0" w:sz="0" w:val="nil"/>
-          <w:right w:space="0" w:sz="0" w:val="nil"/>
-          <w:between w:space="0" w:sz="0" w:val="nil"/>
-        </w:pBdr>
-        <w:shd w:fill="auto" w:val="clear"/>
-        <w:spacing w:after="0" w:before="0" w:line="240" w:lineRule="auto"/>
-        <w:ind w:left="0" w:right="0" w:firstLine="0"/>
-        <w:jc w:val="left"/>
-        <w:rPr>
-          <w:rFonts w:ascii="Arial" w:cs="Arial" w:eastAsia="Arial" w:hAnsi="Arial"/>
-          <w:b w:val="0"/>
-          <w:i w:val="0"/>
-          <w:smallCaps w:val="0"/>
-          <w:strike w:val="0"/>
-          <w:color w:val="000000"/>
-          <w:sz w:val="22"/>
-          <w:szCs w:val="22"/>
-          <w:u w:val="none"/>
-          <w:shd w:fill="auto" w:val="clear"/>
-          <w:vertAlign w:val="baseline"/>
-        </w:rPr>
-      </w:pPr>
-      <w:r>
-        <w:rPr>
-          <w:rFonts w:ascii="Arial" w:cs="Arial" w:eastAsia="Arial" w:hAnsi="Arial"/>
-          <w:b w:val="0"/>
-          <w:i w:val="0"/>
-          <w:smallCaps w:val="0"/>
-          <w:strike w:val="0"/>
-          <w:color w:val="000000"/>
-          <w:sz w:val="22"/>
-          <w:szCs w:val="22"/>
-          <w:u w:val="none"/>
-          <w:shd w:fill="auto" w:val="clear"/>
-          <w:vertAlign w:val="baseline"/>
-          <w:rtl w:val="0"/>
-        </w:rPr>
-        <w:t xml:space="preserve">Is it possible to add a description for each criterion? There is a possibility that sending this description to the AI model could confuse it.</w:t>
-      </w:r>
-    </w:p>
-  </w:comment>
-  <w:comment w:author="Sebastian Itamari" w:id="12" w:date="2025-11-07T03:14:24Z">
-    <w:p>
-      <w:pPr>
-        <w:keepNext w:val="0"/>
-        <w:keepLines w:val="0"/>
-        <w:pageBreakBefore w:val="0"/>
-        <w:widowControl w:val="0"/>
-        <w:pBdr>
-          <w:top w:space="0" w:sz="0" w:val="nil"/>
-          <w:left w:space="0" w:sz="0" w:val="nil"/>
-          <w:bottom w:space="0" w:sz="0" w:val="nil"/>
-          <w:right w:space="0" w:sz="0" w:val="nil"/>
-          <w:between w:space="0" w:sz="0" w:val="nil"/>
-        </w:pBdr>
-        <w:shd w:fill="auto" w:val="clear"/>
-        <w:spacing w:after="0" w:before="0" w:line="240" w:lineRule="auto"/>
-        <w:ind w:left="0" w:right="0" w:firstLine="0"/>
-        <w:jc w:val="left"/>
-        <w:rPr>
-          <w:rFonts w:ascii="Arial" w:cs="Arial" w:eastAsia="Arial" w:hAnsi="Arial"/>
-          <w:b w:val="0"/>
-          <w:i w:val="0"/>
-          <w:smallCaps w:val="0"/>
-          <w:strike w:val="0"/>
-          <w:color w:val="000000"/>
-          <w:sz w:val="22"/>
-          <w:szCs w:val="22"/>
-          <w:u w:val="none"/>
-          <w:shd w:fill="auto" w:val="clear"/>
-          <w:vertAlign w:val="baseline"/>
-        </w:rPr>
-      </w:pPr>
-      <w:r>
-        <w:rPr>
-          <w:rFonts w:ascii="Arial" w:cs="Arial" w:eastAsia="Arial" w:hAnsi="Arial"/>
-          <w:b w:val="0"/>
-          <w:i w:val="0"/>
-          <w:smallCaps w:val="0"/>
-          <w:strike w:val="0"/>
-          <w:color w:val="000000"/>
-          <w:sz w:val="22"/>
-          <w:szCs w:val="22"/>
-          <w:u w:val="none"/>
-          <w:shd w:fill="auto" w:val="clear"/>
-          <w:vertAlign w:val="baseline"/>
-          <w:rtl w:val="0"/>
-        </w:rPr>
-        <w:t xml:space="preserve">Is it possible to add a description for each criterion? There is a possibility that sending this description to the AI model could confuse it.</w:t>
-      </w:r>
-    </w:p>
-  </w:comment>
-  <w:comment w:author="Sebastian Itamari" w:id="13" w:date="2025-11-07T03:14:24Z">
-    <w:p>
-      <w:pPr>
-        <w:keepNext w:val="0"/>
-        <w:keepLines w:val="0"/>
-        <w:pageBreakBefore w:val="0"/>
-        <w:widowControl w:val="0"/>
-        <w:pBdr>
-          <w:top w:space="0" w:sz="0" w:val="nil"/>
-          <w:left w:space="0" w:sz="0" w:val="nil"/>
-          <w:bottom w:space="0" w:sz="0" w:val="nil"/>
-          <w:right w:space="0" w:sz="0" w:val="nil"/>
-          <w:between w:space="0" w:sz="0" w:val="nil"/>
-        </w:pBdr>
-        <w:shd w:fill="auto" w:val="clear"/>
-        <w:spacing w:after="0" w:before="0" w:line="240" w:lineRule="auto"/>
-        <w:ind w:left="0" w:right="0" w:firstLine="0"/>
-        <w:jc w:val="left"/>
-        <w:rPr>
-          <w:rFonts w:ascii="Arial" w:cs="Arial" w:eastAsia="Arial" w:hAnsi="Arial"/>
-          <w:b w:val="0"/>
-          <w:i w:val="0"/>
-          <w:smallCaps w:val="0"/>
-          <w:strike w:val="0"/>
-          <w:color w:val="000000"/>
-          <w:sz w:val="22"/>
-          <w:szCs w:val="22"/>
-          <w:u w:val="none"/>
-          <w:shd w:fill="auto" w:val="clear"/>
-          <w:vertAlign w:val="baseline"/>
-        </w:rPr>
-      </w:pPr>
-      <w:r>
-        <w:rPr>
-          <w:rFonts w:ascii="Arial" w:cs="Arial" w:eastAsia="Arial" w:hAnsi="Arial"/>
-          <w:b w:val="0"/>
-          <w:i w:val="0"/>
-          <w:smallCaps w:val="0"/>
-          <w:strike w:val="0"/>
-          <w:color w:val="000000"/>
-          <w:sz w:val="22"/>
-          <w:szCs w:val="22"/>
-          <w:u w:val="none"/>
-          <w:shd w:fill="auto" w:val="clear"/>
-          <w:vertAlign w:val="baseline"/>
-          <w:rtl w:val="0"/>
-        </w:rPr>
-        <w:t xml:space="preserve">Is it possible to add a description for each criterion? There is a possibility that sending this description to the AI model could confuse it.</w:t>
-      </w:r>
-    </w:p>
-  </w:comment>
-  <w:comment w:author="Sebastian Itamari" w:id="14" w:date="2025-11-07T03:14:24Z">
-    <w:p>
-      <w:pPr>
-        <w:keepNext w:val="0"/>
-        <w:keepLines w:val="0"/>
-        <w:pageBreakBefore w:val="0"/>
-        <w:widowControl w:val="0"/>
-        <w:pBdr>
-          <w:top w:space="0" w:sz="0" w:val="nil"/>
-          <w:left w:space="0" w:sz="0" w:val="nil"/>
-          <w:bottom w:space="0" w:sz="0" w:val="nil"/>
-          <w:right w:space="0" w:sz="0" w:val="nil"/>
-          <w:between w:space="0" w:sz="0" w:val="nil"/>
-        </w:pBdr>
-        <w:shd w:fill="auto" w:val="clear"/>
-        <w:spacing w:after="0" w:before="0" w:line="240" w:lineRule="auto"/>
-        <w:ind w:left="0" w:right="0" w:firstLine="0"/>
-        <w:jc w:val="left"/>
-        <w:rPr>
-          <w:rFonts w:ascii="Arial" w:cs="Arial" w:eastAsia="Arial" w:hAnsi="Arial"/>
-          <w:b w:val="0"/>
-          <w:i w:val="0"/>
-          <w:smallCaps w:val="0"/>
-          <w:strike w:val="0"/>
-          <w:color w:val="000000"/>
-          <w:sz w:val="22"/>
-          <w:szCs w:val="22"/>
-          <w:u w:val="none"/>
-          <w:shd w:fill="auto" w:val="clear"/>
-          <w:vertAlign w:val="baseline"/>
-        </w:rPr>
-      </w:pPr>
-      <w:r>
-        <w:rPr>
-          <w:rFonts w:ascii="Arial" w:cs="Arial" w:eastAsia="Arial" w:hAnsi="Arial"/>
-          <w:b w:val="0"/>
-          <w:i w:val="0"/>
-          <w:smallCaps w:val="0"/>
-          <w:strike w:val="0"/>
-          <w:color w:val="000000"/>
-          <w:sz w:val="22"/>
-          <w:szCs w:val="22"/>
-          <w:u w:val="none"/>
-          <w:shd w:fill="auto" w:val="clear"/>
-          <w:vertAlign w:val="baseline"/>
-          <w:rtl w:val="0"/>
-        </w:rPr>
-        <w:t xml:space="preserve">Is it possible to add a description for each criterion? There is a possibility that sending this description to the AI model could confuse it.</w:t>
-      </w:r>
-    </w:p>
-  </w:comment>
-  <w:comment w:author="Sebastian Itamari" w:id="15" w:date="2025-11-07T03:14:24Z">
-    <w:p>
-      <w:pPr>
-        <w:keepNext w:val="0"/>
-        <w:keepLines w:val="0"/>
-        <w:pageBreakBefore w:val="0"/>
-        <w:widowControl w:val="0"/>
-        <w:pBdr>
-          <w:top w:space="0" w:sz="0" w:val="nil"/>
-          <w:left w:space="0" w:sz="0" w:val="nil"/>
-          <w:bottom w:space="0" w:sz="0" w:val="nil"/>
-          <w:right w:space="0" w:sz="0" w:val="nil"/>
-          <w:between w:space="0" w:sz="0" w:val="nil"/>
-        </w:pBdr>
-        <w:shd w:fill="auto" w:val="clear"/>
-        <w:spacing w:after="0" w:before="0" w:line="240" w:lineRule="auto"/>
-        <w:ind w:left="0" w:right="0" w:firstLine="0"/>
-        <w:jc w:val="left"/>
-        <w:rPr>
-          <w:rFonts w:ascii="Arial" w:cs="Arial" w:eastAsia="Arial" w:hAnsi="Arial"/>
-          <w:b w:val="0"/>
-          <w:i w:val="0"/>
-          <w:smallCaps w:val="0"/>
-          <w:strike w:val="0"/>
-          <w:color w:val="000000"/>
-          <w:sz w:val="22"/>
-          <w:szCs w:val="22"/>
-          <w:u w:val="none"/>
-          <w:shd w:fill="auto" w:val="clear"/>
-          <w:vertAlign w:val="baseline"/>
-        </w:rPr>
-      </w:pPr>
-      <w:r>
-        <w:rPr>
-          <w:rFonts w:ascii="Arial" w:cs="Arial" w:eastAsia="Arial" w:hAnsi="Arial"/>
-          <w:b w:val="0"/>
-          <w:i w:val="0"/>
-          <w:smallCaps w:val="0"/>
-          <w:strike w:val="0"/>
-          <w:color w:val="000000"/>
-          <w:sz w:val="22"/>
-          <w:szCs w:val="22"/>
-          <w:u w:val="none"/>
-          <w:shd w:fill="auto" w:val="clear"/>
-          <w:vertAlign w:val="baseline"/>
-          <w:rtl w:val="0"/>
-        </w:rPr>
-        <w:t xml:space="preserve">Is it possible to add a description for each criterion? There is a possibility that sending this description to the AI model could confuse it.</w:t>
-      </w:r>
-    </w:p>
-  </w:comment>
-  <w:comment w:author="Sebastian Itamari" w:id="16" w:date="2025-11-07T03:14:24Z">
-    <w:p>
-      <w:pPr>
-        <w:keepNext w:val="0"/>
-        <w:keepLines w:val="0"/>
-        <w:pageBreakBefore w:val="0"/>
-        <w:widowControl w:val="0"/>
-        <w:pBdr>
-          <w:top w:space="0" w:sz="0" w:val="nil"/>
-          <w:left w:space="0" w:sz="0" w:val="nil"/>
-          <w:bottom w:space="0" w:sz="0" w:val="nil"/>
-          <w:right w:space="0" w:sz="0" w:val="nil"/>
-          <w:between w:space="0" w:sz="0" w:val="nil"/>
-        </w:pBdr>
-        <w:shd w:fill="auto" w:val="clear"/>
-        <w:spacing w:after="0" w:before="0" w:line="240" w:lineRule="auto"/>
-        <w:ind w:left="0" w:right="0" w:firstLine="0"/>
-        <w:jc w:val="left"/>
-        <w:rPr>
-          <w:rFonts w:ascii="Arial" w:cs="Arial" w:eastAsia="Arial" w:hAnsi="Arial"/>
-          <w:b w:val="0"/>
-          <w:i w:val="0"/>
-          <w:smallCaps w:val="0"/>
-          <w:strike w:val="0"/>
-          <w:color w:val="000000"/>
-          <w:sz w:val="22"/>
-          <w:szCs w:val="22"/>
-          <w:u w:val="none"/>
-          <w:shd w:fill="auto" w:val="clear"/>
-          <w:vertAlign w:val="baseline"/>
-        </w:rPr>
-      </w:pPr>
-      <w:r>
-        <w:rPr>
-          <w:rFonts w:ascii="Arial" w:cs="Arial" w:eastAsia="Arial" w:hAnsi="Arial"/>
-          <w:b w:val="0"/>
-          <w:i w:val="0"/>
-          <w:smallCaps w:val="0"/>
-          <w:strike w:val="0"/>
-          <w:color w:val="000000"/>
-          <w:sz w:val="22"/>
-          <w:szCs w:val="22"/>
-          <w:u w:val="none"/>
-          <w:shd w:fill="auto" w:val="clear"/>
-          <w:vertAlign w:val="baseline"/>
-          <w:rtl w:val="0"/>
-        </w:rPr>
-        <w:t xml:space="preserve">Is it possible to add a description for each criterion? There is a possibility that sending this description to the AI model could confuse it.</w:t>
-      </w:r>
-    </w:p>
-  </w:comment>
   <w:comment w:author="Sebastian Itamari" w:id="2" w:date="2025-09-25T00:48:34Z">
     <w:p>
       <w:pPr>
@@ -16501,7 +16031,9 @@
         <w:rPr>
           <w:rFonts w:ascii="Arial" w:cs="Arial" w:eastAsia="Arial" w:hAnsi="Arial"/>
           <w:b w:val="0"/>
+          <w:bCs w:val="0"/>
           <w:i w:val="0"/>
+          <w:iCs w:val="0"/>
           <w:smallCaps w:val="0"/>
           <w:strike w:val="0"/>
           <w:color w:val="000000"/>
@@ -16516,7 +16048,9 @@
         <w:rPr>
           <w:rFonts w:ascii="Arial" w:cs="Arial" w:eastAsia="Arial" w:hAnsi="Arial"/>
           <w:b w:val="0"/>
+          <w:bCs w:val="0"/>
           <w:i w:val="0"/>
+          <w:iCs w:val="0"/>
           <w:smallCaps w:val="0"/>
           <w:strike w:val="0"/>
           <w:color w:val="000000"/>
@@ -16552,7 +16086,9 @@
         <w:rPr>
           <w:rFonts w:ascii="Arial" w:cs="Arial" w:eastAsia="Arial" w:hAnsi="Arial"/>
           <w:b w:val="0"/>
+          <w:bCs w:val="0"/>
           <w:i w:val="0"/>
+          <w:iCs w:val="0"/>
           <w:smallCaps w:val="0"/>
           <w:strike w:val="0"/>
           <w:color w:val="000000"/>
@@ -16567,7 +16103,9 @@
         <w:rPr>
           <w:rFonts w:ascii="Arial" w:cs="Arial" w:eastAsia="Arial" w:hAnsi="Arial"/>
           <w:b w:val="0"/>
+          <w:bCs w:val="0"/>
           <w:i w:val="0"/>
+          <w:iCs w:val="0"/>
           <w:smallCaps w:val="0"/>
           <w:strike w:val="0"/>
           <w:color w:val="000000"/>
@@ -16603,7 +16141,9 @@
         <w:rPr>
           <w:rFonts w:ascii="Arial" w:cs="Arial" w:eastAsia="Arial" w:hAnsi="Arial"/>
           <w:b w:val="0"/>
+          <w:bCs w:val="0"/>
           <w:i w:val="0"/>
+          <w:iCs w:val="0"/>
           <w:smallCaps w:val="0"/>
           <w:strike w:val="0"/>
           <w:color w:val="000000"/>
@@ -16618,7 +16158,9 @@
         <w:rPr>
           <w:rFonts w:ascii="Arial" w:cs="Arial" w:eastAsia="Arial" w:hAnsi="Arial"/>
           <w:b w:val="0"/>
+          <w:bCs w:val="0"/>
           <w:i w:val="0"/>
+          <w:iCs w:val="0"/>
           <w:smallCaps w:val="0"/>
           <w:strike w:val="0"/>
           <w:color w:val="000000"/>
@@ -16654,7 +16196,9 @@
         <w:rPr>
           <w:rFonts w:ascii="Arial" w:cs="Arial" w:eastAsia="Arial" w:hAnsi="Arial"/>
           <w:b w:val="0"/>
+          <w:bCs w:val="0"/>
           <w:i w:val="0"/>
+          <w:iCs w:val="0"/>
           <w:smallCaps w:val="0"/>
           <w:strike w:val="0"/>
           <w:color w:val="000000"/>
@@ -16669,7 +16213,9 @@
         <w:rPr>
           <w:rFonts w:ascii="Arial" w:cs="Arial" w:eastAsia="Arial" w:hAnsi="Arial"/>
           <w:b w:val="0"/>
+          <w:bCs w:val="0"/>
           <w:i w:val="0"/>
+          <w:iCs w:val="0"/>
           <w:smallCaps w:val="0"/>
           <w:strike w:val="0"/>
           <w:color w:val="000000"/>
@@ -16705,7 +16251,9 @@
         <w:rPr>
           <w:rFonts w:ascii="Arial" w:cs="Arial" w:eastAsia="Arial" w:hAnsi="Arial"/>
           <w:b w:val="0"/>
+          <w:bCs w:val="0"/>
           <w:i w:val="0"/>
+          <w:iCs w:val="0"/>
           <w:smallCaps w:val="0"/>
           <w:strike w:val="0"/>
           <w:color w:val="000000"/>
@@ -16720,7 +16268,9 @@
         <w:rPr>
           <w:rFonts w:ascii="Arial" w:cs="Arial" w:eastAsia="Arial" w:hAnsi="Arial"/>
           <w:b w:val="0"/>
+          <w:bCs w:val="0"/>
           <w:i w:val="0"/>
+          <w:iCs w:val="0"/>
           <w:smallCaps w:val="0"/>
           <w:strike w:val="0"/>
           <w:color w:val="000000"/>
@@ -16754,7 +16304,9 @@
         <w:rPr>
           <w:rFonts w:ascii="Arial" w:cs="Arial" w:eastAsia="Arial" w:hAnsi="Arial"/>
           <w:b w:val="0"/>
+          <w:bCs w:val="0"/>
           <w:i w:val="0"/>
+          <w:iCs w:val="0"/>
           <w:smallCaps w:val="0"/>
           <w:strike w:val="0"/>
           <w:color w:val="000000"/>
@@ -16769,7 +16321,9 @@
         <w:rPr>
           <w:rFonts w:ascii="Arial" w:cs="Arial" w:eastAsia="Arial" w:hAnsi="Arial"/>
           <w:b w:val="0"/>
+          <w:bCs w:val="0"/>
           <w:i w:val="0"/>
+          <w:iCs w:val="0"/>
           <w:smallCaps w:val="0"/>
           <w:strike w:val="0"/>
           <w:color w:val="000000"/>
@@ -16805,7 +16359,9 @@
         <w:rPr>
           <w:rFonts w:ascii="Arial" w:cs="Arial" w:eastAsia="Arial" w:hAnsi="Arial"/>
           <w:b w:val="0"/>
+          <w:bCs w:val="0"/>
           <w:i w:val="0"/>
+          <w:iCs w:val="0"/>
           <w:smallCaps w:val="0"/>
           <w:strike w:val="0"/>
           <w:color w:val="000000"/>
@@ -16820,7 +16376,9 @@
         <w:rPr>
           <w:rFonts w:ascii="Arial" w:cs="Arial" w:eastAsia="Arial" w:hAnsi="Arial"/>
           <w:b w:val="0"/>
+          <w:bCs w:val="0"/>
           <w:i w:val="0"/>
+          <w:iCs w:val="0"/>
           <w:smallCaps w:val="0"/>
           <w:strike w:val="0"/>
           <w:color w:val="000000"/>
@@ -16854,7 +16412,9 @@
         <w:rPr>
           <w:rFonts w:ascii="Arial" w:cs="Arial" w:eastAsia="Arial" w:hAnsi="Arial"/>
           <w:b w:val="0"/>
+          <w:bCs w:val="0"/>
           <w:i w:val="0"/>
+          <w:iCs w:val="0"/>
           <w:smallCaps w:val="0"/>
           <w:strike w:val="0"/>
           <w:color w:val="000000"/>
@@ -16869,7 +16429,9 @@
         <w:rPr>
           <w:rFonts w:ascii="Arial" w:cs="Arial" w:eastAsia="Arial" w:hAnsi="Arial"/>
           <w:b w:val="0"/>
+          <w:bCs w:val="0"/>
           <w:i w:val="0"/>
+          <w:iCs w:val="0"/>
           <w:smallCaps w:val="0"/>
           <w:strike w:val="0"/>
           <w:color w:val="000000"/>
@@ -16903,7 +16465,9 @@
         <w:rPr>
           <w:rFonts w:ascii="Arial" w:cs="Arial" w:eastAsia="Arial" w:hAnsi="Arial"/>
           <w:b w:val="0"/>
+          <w:bCs w:val="0"/>
           <w:i w:val="0"/>
+          <w:iCs w:val="0"/>
           <w:smallCaps w:val="0"/>
           <w:strike w:val="0"/>
           <w:color w:val="000000"/>
@@ -16918,7 +16482,9 @@
         <w:rPr>
           <w:rFonts w:ascii="Arial" w:cs="Arial" w:eastAsia="Arial" w:hAnsi="Arial"/>
           <w:b w:val="0"/>
+          <w:bCs w:val="0"/>
           <w:i w:val="0"/>
+          <w:iCs w:val="0"/>
           <w:smallCaps w:val="0"/>
           <w:strike w:val="0"/>
           <w:color w:val="000000"/>
@@ -16952,7 +16518,9 @@
         <w:rPr>
           <w:rFonts w:ascii="Arial" w:cs="Arial" w:eastAsia="Arial" w:hAnsi="Arial"/>
           <w:b w:val="0"/>
+          <w:bCs w:val="0"/>
           <w:i w:val="0"/>
+          <w:iCs w:val="0"/>
           <w:smallCaps w:val="0"/>
           <w:strike w:val="0"/>
           <w:color w:val="000000"/>
@@ -16967,7 +16535,9 @@
         <w:rPr>
           <w:rFonts w:ascii="Arial" w:cs="Arial" w:eastAsia="Arial" w:hAnsi="Arial"/>
           <w:b w:val="0"/>
+          <w:bCs w:val="0"/>
           <w:i w:val="0"/>
+          <w:iCs w:val="0"/>
           <w:smallCaps w:val="0"/>
           <w:strike w:val="0"/>
           <w:color w:val="000000"/>
@@ -17001,7 +16571,9 @@
         <w:rPr>
           <w:rFonts w:ascii="Arial" w:cs="Arial" w:eastAsia="Arial" w:hAnsi="Arial"/>
           <w:b w:val="0"/>
+          <w:bCs w:val="0"/>
           <w:i w:val="0"/>
+          <w:iCs w:val="0"/>
           <w:smallCaps w:val="0"/>
           <w:strike w:val="0"/>
           <w:color w:val="000000"/>
@@ -17016,7 +16588,9 @@
         <w:rPr>
           <w:rFonts w:ascii="Arial" w:cs="Arial" w:eastAsia="Arial" w:hAnsi="Arial"/>
           <w:b w:val="0"/>
+          <w:bCs w:val="0"/>
           <w:i w:val="0"/>
+          <w:iCs w:val="0"/>
           <w:smallCaps w:val="0"/>
           <w:strike w:val="0"/>
           <w:color w:val="000000"/>
@@ -17050,7 +16624,9 @@
         <w:rPr>
           <w:rFonts w:ascii="Arial" w:cs="Arial" w:eastAsia="Arial" w:hAnsi="Arial"/>
           <w:b w:val="0"/>
+          <w:bCs w:val="0"/>
           <w:i w:val="0"/>
+          <w:iCs w:val="0"/>
           <w:smallCaps w:val="0"/>
           <w:strike w:val="0"/>
           <w:color w:val="000000"/>
@@ -17065,7 +16641,9 @@
         <w:rPr>
           <w:rFonts w:ascii="Arial" w:cs="Arial" w:eastAsia="Arial" w:hAnsi="Arial"/>
           <w:b w:val="0"/>
+          <w:bCs w:val="0"/>
           <w:i w:val="0"/>
+          <w:iCs w:val="0"/>
           <w:smallCaps w:val="0"/>
           <w:strike w:val="0"/>
           <w:color w:val="000000"/>
@@ -17099,7 +16677,9 @@
         <w:rPr>
           <w:rFonts w:ascii="Arial" w:cs="Arial" w:eastAsia="Arial" w:hAnsi="Arial"/>
           <w:b w:val="0"/>
+          <w:bCs w:val="0"/>
           <w:i w:val="0"/>
+          <w:iCs w:val="0"/>
           <w:smallCaps w:val="0"/>
           <w:strike w:val="0"/>
           <w:color w:val="000000"/>
@@ -17114,7 +16694,9 @@
         <w:rPr>
           <w:rFonts w:ascii="Arial" w:cs="Arial" w:eastAsia="Arial" w:hAnsi="Arial"/>
           <w:b w:val="0"/>
+          <w:bCs w:val="0"/>
           <w:i w:val="0"/>
+          <w:iCs w:val="0"/>
           <w:smallCaps w:val="0"/>
           <w:strike w:val="0"/>
           <w:color w:val="000000"/>
@@ -17126,6 +16708,61 @@
           <w:rtl w:val="0"/>
         </w:rPr>
         <w:t xml:space="preserve">That’s the only issue I noticed. My suggestion is that the criterion could clarify that variable placeholders are acceptable, as long as the certificate structure and text are correct.</w:t>
+      </w:r>
+    </w:p>
+  </w:comment>
+  <w:comment w:author="Torsten49Fransson" w:id="8" w:date="2025-11-09T16:45:32Z">
+    <w:p>
+      <w:pPr>
+        <w:keepNext w:val="0"/>
+        <w:keepLines w:val="0"/>
+        <w:pageBreakBefore w:val="0"/>
+        <w:widowControl w:val="0"/>
+        <w:pBdr>
+          <w:top w:space="0" w:sz="0" w:val="nil"/>
+          <w:left w:space="0" w:sz="0" w:val="nil"/>
+          <w:bottom w:space="0" w:sz="0" w:val="nil"/>
+          <w:right w:space="0" w:sz="0" w:val="nil"/>
+          <w:between w:space="0" w:sz="0" w:val="nil"/>
+        </w:pBdr>
+        <w:shd w:fill="auto" w:val="clear"/>
+        <w:spacing w:after="0" w:before="0" w:line="240" w:lineRule="auto"/>
+        <w:ind w:left="0" w:right="0" w:firstLine="0"/>
+        <w:jc w:val="left"/>
+        <w:rPr>
+          <w:rFonts w:ascii="Arial" w:cs="Arial" w:eastAsia="Arial" w:hAnsi="Arial"/>
+          <w:b w:val="0"/>
+          <w:bCs w:val="0"/>
+          <w:i w:val="0"/>
+          <w:iCs w:val="0"/>
+          <w:smallCaps w:val="0"/>
+          <w:strike w:val="0"/>
+          <w:color w:val="000000"/>
+          <w:sz w:val="22"/>
+          <w:szCs w:val="22"/>
+          <w:u w:val="none"/>
+          <w:shd w:fill="auto" w:val="clear"/>
+          <w:vertAlign w:val="baseline"/>
+        </w:rPr>
+      </w:pPr>
+      <w:r>
+        <w:rPr>
+          <w:rFonts w:ascii="Arial" w:cs="Arial" w:eastAsia="Arial" w:hAnsi="Arial"/>
+          <w:b w:val="0"/>
+          <w:bCs w:val="0"/>
+          <w:i w:val="0"/>
+          <w:iCs w:val="0"/>
+          <w:smallCaps w:val="0"/>
+          <w:strike w:val="0"/>
+          <w:color w:val="000000"/>
+          <w:sz w:val="22"/>
+          <w:szCs w:val="22"/>
+          <w:u w:val="none"/>
+          <w:shd w:fill="auto" w:val="clear"/>
+          <w:vertAlign w:val="baseline"/>
+          <w:rtl w:val="0"/>
+        </w:rPr>
+        <w:t xml:space="preserve">I think that we need to require that the placeholder is done with the real text. Otherwise I am sure that some teachers will unfortunately drop this</w:t>
       </w:r>
     </w:p>
   </w:comment>
@@ -17150,7 +16787,9 @@
         <w:rPr>
           <w:rFonts w:ascii="Arial" w:cs="Arial" w:eastAsia="Arial" w:hAnsi="Arial"/>
           <w:b w:val="0"/>
+          <w:bCs w:val="0"/>
           <w:i w:val="0"/>
+          <w:iCs w:val="0"/>
           <w:smallCaps w:val="0"/>
           <w:strike w:val="0"/>
           <w:color w:val="000000"/>
@@ -17165,7 +16804,9 @@
         <w:rPr>
           <w:rFonts w:ascii="Arial" w:cs="Arial" w:eastAsia="Arial" w:hAnsi="Arial"/>
           <w:b w:val="0"/>
+          <w:bCs w:val="0"/>
           <w:i w:val="0"/>
+          <w:iCs w:val="0"/>
           <w:smallCaps w:val="0"/>
           <w:strike w:val="0"/>
           <w:color w:val="000000"/>
@@ -17201,7 +16842,9 @@
         <w:rPr>
           <w:rFonts w:ascii="Arial" w:cs="Arial" w:eastAsia="Arial" w:hAnsi="Arial"/>
           <w:b w:val="0"/>
+          <w:bCs w:val="0"/>
           <w:i w:val="0"/>
+          <w:iCs w:val="0"/>
           <w:smallCaps w:val="0"/>
           <w:strike w:val="0"/>
           <w:color w:val="000000"/>
@@ -17216,7 +16859,9 @@
         <w:rPr>
           <w:rFonts w:ascii="Arial" w:cs="Arial" w:eastAsia="Arial" w:hAnsi="Arial"/>
           <w:b w:val="0"/>
+          <w:bCs w:val="0"/>
           <w:i w:val="0"/>
+          <w:iCs w:val="0"/>
           <w:smallCaps w:val="0"/>
           <w:strike w:val="0"/>
           <w:color w:val="000000"/>
@@ -17410,6 +17055,7 @@
     </w:pPr>
     <w:rPr>
       <w:b w:val="0"/>
+      <w:bCs w:val="0"/>
       <w:sz w:val="32"/>
       <w:szCs w:val="32"/>
     </w:rPr>
@@ -17426,6 +17072,7 @@
     </w:pPr>
     <w:rPr>
       <w:b w:val="0"/>
+      <w:bCs w:val="0"/>
       <w:color w:val="434343"/>
       <w:sz w:val="28"/>
       <w:szCs w:val="28"/>
@@ -17475,6 +17122,7 @@
     </w:pPr>
     <w:rPr>
       <w:i w:val="1"/>
+      <w:iCs w:val="1"/>
       <w:color w:val="666666"/>
       <w:sz w:val="22"/>
       <w:szCs w:val="22"/>
@@ -17508,6 +17156,7 @@
     <w:rPr>
       <w:rFonts w:ascii="Arial" w:cs="Arial" w:eastAsia="Arial" w:hAnsi="Arial"/>
       <w:i w:val="0"/>
+      <w:iCs w:val="0"/>
       <w:color w:val="666666"/>
       <w:sz w:val="30"/>
       <w:szCs w:val="30"/>
